--- a/Documentacao_Tecnica.docx
+++ b/Documentacao_Tecnica.docx
@@ -208,9 +208,134 @@
         <w:t>Fábio Klevinskas Lopes | CodeON Softwares</w:t>
       </w:r>
     </w:p>
-    <w:p>
-      <w:r>
-        <w:lastRenderedPageBreak/>
+    <w:sdt>
+      <w:sdtPr>
+        <w:id w:val="1675384501"/>
+        <w:docPartObj>
+          <w:docPartGallery w:val="Table of Contents"/>
+          <w:docPartUnique/>
+        </w:docPartObj>
+      </w:sdtPr>
+      <w:sdtEndPr>
+        <w:rPr>
+          <w:rFonts w:asciiTheme="minorHAnsi" w:eastAsiaTheme="minorHAnsi" w:hAnsiTheme="minorHAnsi" w:cstheme="minorBidi"/>
+          <w:b/>
+          <w:bCs/>
+          <w:color w:val="auto"/>
+          <w:kern w:val="2"/>
+          <w:sz w:val="24"/>
+          <w:szCs w:val="24"/>
+          <w:lang w:eastAsia="en-US"/>
+          <w14:ligatures w14:val="standardContextual"/>
+        </w:rPr>
+      </w:sdtEndPr>
+      <w:sdtContent>
+        <w:p>
+          <w:pPr>
+            <w:pStyle w:val="CabealhodoSumrio"/>
+          </w:pPr>
+          <w:r>
+            <w:t>Sumário</w:t>
+          </w:r>
+        </w:p>
+        <w:p>
+          <w:pPr>
+            <w:pStyle w:val="Sumrio1"/>
+            <w:tabs>
+              <w:tab w:val="right" w:leader="dot" w:pos="8494"/>
+            </w:tabs>
+            <w:rPr>
+              <w:noProof/>
+            </w:rPr>
+          </w:pPr>
+          <w:r>
+            <w:fldChar w:fldCharType="begin"/>
+          </w:r>
+          <w:r>
+            <w:instrText xml:space="preserve"> TOC \o "1-3" \h \z \u </w:instrText>
+          </w:r>
+          <w:r>
+            <w:fldChar w:fldCharType="separate"/>
+          </w:r>
+          <w:hyperlink w:anchor="_Toc217387226" w:history="1">
+            <w:r>
+              <w:rPr>
+                <w:rStyle w:val="Hyperlink"/>
+                <w:noProof/>
+              </w:rPr>
+              <w:t>Descrição Geral</w:t>
+            </w:r>
+            <w:r>
+              <w:rPr>
+                <w:noProof/>
+                <w:webHidden/>
+              </w:rPr>
+              <w:tab/>
+            </w:r>
+            <w:r>
+              <w:rPr>
+                <w:noProof/>
+                <w:webHidden/>
+              </w:rPr>
+              <w:fldChar w:fldCharType="begin"/>
+            </w:r>
+            <w:r>
+              <w:rPr>
+                <w:noProof/>
+                <w:webHidden/>
+              </w:rPr>
+              <w:instrText xml:space="preserve"> PAGEREF _Toc217387226 \h </w:instrText>
+            </w:r>
+            <w:r>
+              <w:rPr>
+                <w:noProof/>
+                <w:webHidden/>
+              </w:rPr>
+            </w:r>
+            <w:r>
+              <w:rPr>
+                <w:noProof/>
+                <w:webHidden/>
+              </w:rPr>
+              <w:fldChar w:fldCharType="separate"/>
+            </w:r>
+            <w:r>
+              <w:rPr>
+                <w:noProof/>
+                <w:webHidden/>
+              </w:rPr>
+              <w:t>3</w:t>
+            </w:r>
+            <w:r>
+              <w:rPr>
+                <w:noProof/>
+                <w:webHidden/>
+              </w:rPr>
+              <w:fldChar w:fldCharType="end"/>
+            </w:r>
+          </w:hyperlink>
+        </w:p>
+        <w:p>
+          <w:r>
+            <w:rPr>
+              <w:b/>
+              <w:bCs/>
+            </w:rPr>
+            <w:fldChar w:fldCharType="end"/>
+          </w:r>
+        </w:p>
+      </w:sdtContent>
+    </w:sdt>
+    <w:p>
+      <w:pPr>
+        <w:rPr>
+          <w:rFonts w:asciiTheme="majorHAnsi" w:eastAsiaTheme="majorEastAsia" w:hAnsiTheme="majorHAnsi" w:cstheme="majorBidi"/>
+          <w:color w:val="0F4761" w:themeColor="accent1" w:themeShade="BF"/>
+          <w:sz w:val="40"/>
+          <w:szCs w:val="40"/>
+        </w:rPr>
+      </w:pPr>
+      <w:r>
         <w:br w:type="page"/>
       </w:r>
     </w:p>
@@ -218,20 +343,58 @@
       <w:pPr>
         <w:pStyle w:val="Ttulo1"/>
       </w:pPr>
+      <w:bookmarkStart w:id="0" w:name="_Toc217387226"/>
       <w:r>
         <w:lastRenderedPageBreak/>
         <w:t>Descrição Geral</w:t>
       </w:r>
-    </w:p>
-    <w:p>
-      <w:pPr>
+      <w:bookmarkEnd w:id="0"/>
+    </w:p>
+    <w:p>
+      <w:pPr>
+        <w:spacing w:after="240" w:line="360" w:lineRule="auto"/>
+        <w:ind w:firstLine="1134"/>
         <w:jc w:val="both"/>
       </w:pPr>
       <w:r>
         <w:t xml:space="preserve">O Sistema </w:t>
       </w:r>
       <w:r>
-        <w:t xml:space="preserve">OSS tem a finalidade de controle de presenças, faltas, gerenciamento de alunos, graduações, troca de faixas e interação com os alunos de forma didática e dinâmica. </w:t>
+        <w:t>OSS tem a finalidade de controle de presenças, faltas, gerenciamento de alunos, graduações, troca de faixas e interação com os alunos de forma didática e dinâmica.</w:t>
+      </w:r>
+      <w:r>
+        <w:t xml:space="preserve"> Foi construído com tecnologias atuais, linguagens de programação altamente segura e banco de dados </w:t>
+      </w:r>
+      <w:r>
+        <w:t>robusto para que os dados transitados nele estejam protegidos full-time.</w:t>
+      </w:r>
+    </w:p>
+    <w:p>
+      <w:pPr>
+        <w:spacing w:after="240" w:line="360" w:lineRule="auto"/>
+        <w:ind w:firstLine="1134"/>
+        <w:jc w:val="both"/>
+      </w:pPr>
+      <w:r>
+        <w:t>Possui um Painel do tipo “</w:t>
+      </w:r>
+      <w:r>
+        <w:rPr>
+          <w:i/>
+          <w:iCs/>
+        </w:rPr>
+        <w:t>dashboard</w:t>
+      </w:r>
+      <w:r>
+        <w:t xml:space="preserve">” onde o Aluno e o Professor </w:t>
+      </w:r>
+      <w:proofErr w:type="gramStart"/>
+      <w:r>
+        <w:t>tem</w:t>
+      </w:r>
+      <w:proofErr w:type="gramEnd"/>
+      <w:r>
+        <w:t xml:space="preserve"> acesso total ao sistema separados por nível de acesso.</w:t>
       </w:r>
     </w:p>
     <w:sectPr>
@@ -1328,6 +1491,49 @@
     <w:uiPriority w:val="99"/>
     <w:rsid w:val="00843BF8"/>
   </w:style>
+  <w:style w:type="paragraph" w:styleId="CabealhodoSumrio">
+    <w:name w:val="TOC Heading"/>
+    <w:basedOn w:val="Ttulo1"/>
+    <w:next w:val="Normal"/>
+    <w:uiPriority w:val="39"/>
+    <w:unhideWhenUsed/>
+    <w:qFormat/>
+    <w:rsid w:val="009B651F"/>
+    <w:pPr>
+      <w:spacing w:before="240" w:after="0" w:line="259" w:lineRule="auto"/>
+      <w:outlineLvl w:val="9"/>
+    </w:pPr>
+    <w:rPr>
+      <w:kern w:val="0"/>
+      <w:sz w:val="32"/>
+      <w:szCs w:val="32"/>
+      <w:lang w:eastAsia="pt-BR"/>
+      <w14:ligatures w14:val="none"/>
+    </w:rPr>
+  </w:style>
+  <w:style w:type="paragraph" w:styleId="Sumrio1">
+    <w:name w:val="toc 1"/>
+    <w:basedOn w:val="Normal"/>
+    <w:next w:val="Normal"/>
+    <w:autoRedefine/>
+    <w:uiPriority w:val="39"/>
+    <w:unhideWhenUsed/>
+    <w:rsid w:val="009B651F"/>
+    <w:pPr>
+      <w:spacing w:after="100"/>
+    </w:pPr>
+  </w:style>
+  <w:style w:type="character" w:styleId="Hyperlink">
+    <w:name w:val="Hyperlink"/>
+    <w:basedOn w:val="Fontepargpadro"/>
+    <w:uiPriority w:val="99"/>
+    <w:unhideWhenUsed/>
+    <w:rsid w:val="009B651F"/>
+    <w:rPr>
+      <w:color w:val="467886" w:themeColor="hyperlink"/>
+      <w:u w:val="single"/>
+    </w:rPr>
+  </w:style>
 </w:styles>
 </file>
 
